--- a/docs/AlphaSplit_技术文档_高玉伟章节初稿_v0.2.docx
+++ b/docs/AlphaSplit_技术文档_高玉伟章节初稿_v0.2.docx
@@ -126,7 +126,7 @@
           <w:b w:val="0"/>
           <w:sz w:val="24"/>
         </w:rPr>
-        <w:t>本分册覆盖技术文档分工中高玉伟主笔/收口内容。叙事口径：直接计量单位是投研五角色（行业/个股/策略/量化/风控分析师）；因子是角色决策输入的代理（套壳）。主线回测引擎（backtest/query_engine.py）对五角色已实现基于全子集 Pipeline 反事实的 Shapley 归因（2^5=32 联盟）；分配落地采用 6:4 双轨（60% 现行制度 + 40% 夏普利新池证据）及五角色 Agent 协商 + 人工确认。附录中的三因素合成归因、三人 quant_fund 场景仅作机制演示，不与主线混用。</w:t>
+        <w:t>本分册覆盖技术文档分工中高玉伟主笔/收口内容。叙事口径：直接计量单位是投研五角色（行业/个股/策略/量化/风控分析师）；因子是角色决策输入的代理（套壳）。主线回测引擎（backtest/query_engine.py）对五角色已实现基于全子集 Pipeline 反事实的 Shapley 归因（2^5=32 联盟）；广义价值分配采用 6:4 双轨（60% 现行制度 + 40% 夏普利证据池）及五角色 Agent 协商 + 人工确认。附录中的三因素合成归因、三人 quant_fund 场景仅作机制演示，不与主线混用。</w:t>
       </w:r>
     </w:p>
     <w:p>
@@ -194,7 +194,7 @@
           <w:b w:val="0"/>
           <w:sz w:val="24"/>
         </w:rPr>
-        <w:t>AlphaSplit 构建“多智能体驱动的投研角色贡献计量平台”：以五类投研角色为计量对象，在沪深300成分股与公开行情上运行多角色 Pipeline（行业配置→个股因子→量化优化→择时→风控），通过对 32 个角色子集进行反事实回测计算 Shapley 边际贡献，输出可解释的贡献系数与分配建议。系统定位是协商锚点与决策支持，采用 6:4 双轨分配（60% 沿用机构现行方案、40% 按夏普利证据动态校正），经五角色 Agent 协商与人工确认后落账——非自动发薪。</w:t>
+        <w:t>AlphaSplit 构建“多智能体驱动的投研角色贡献计量平台”：以五类投研角色为计量对象，在沪深300成分股与公开行情上运行多角色 Pipeline（行业配置→个股因子→量化优化→择时→风控），通过对 32 个角色子集进行反事实回测计算 Shapley 边际贡献，输出可解释的贡献系数与分配建议。系统定位是协商锚点与决策支持，采用 6:4 双轨分配（60% 沿用机构现行方案、40% 按夏普利证据动态校正），经五角色 Agent 协商后形成广义价值分配建议，并由治理责任人确认是否应用。</w:t>
       </w:r>
     </w:p>
     <w:p>
@@ -1192,7 +1192,7 @@
           <w:b w:val="0"/>
           <w:sz w:val="24"/>
         </w:rPr>
-        <w:t>工程实现（query_engine._compute_shapley_attribution）：对五角色遍历 2^5=32 个联盟，每个联盟执行真实 Pipeline 回测得到 v(S)，再汇总 φ_i。输出 role_breakdown 含 shapley_raw（带符号边际贡献）、weight（新池 40% 内建议权重）等字段。</w:t>
+        <w:t>工程实现（query_engine._compute_shapley_attribution）：对五角色遍历 2^5=32 个联盟，每个联盟执行真实 Pipeline 回测得到 v(S)，再汇总 φ_i。输出 role_breakdown 含 shapley_raw（带符号边际贡献）、weight（证据池 40% 内建议权重）等字段。</w:t>
       </w:r>
     </w:p>
     <w:p>
@@ -1379,7 +1379,7 @@
           <w:b w:val="0"/>
           <w:sz w:val="24"/>
         </w:rPr>
-        <w:t>产品落地采用双轨制（详见 docs/双轨分配机制.md）：可分配利润 P 中，60% 按机构提交的现行分配方案（旧池）执行，40% 按回测夏普利新池建议权重分配。各角色最终份额：最终_i = 60%×现行_i + 40%×夏普利新池_i。该设计在立项「协商锚点 + 人工确认」框架下，把证据渐进接入制度而非全盘推翻历史方案。</w:t>
+        <w:t>产品采用双轨制（详见 docs/双轨分配机制.md）：可分配资源池 P 中，60% 沿用机构提交的现行方案（旧池），40% 按回测夏普利证据池建议权重形成方案。各角色建议份额：建议_i = 60%×现行_i + 40%×夏普利证据池_i。该设计在立项「协商锚点 + 人工确认」框架下，把证据渐进接入制度而非全盘推翻历史方案。</w:t>
       </w:r>
     </w:p>
     <w:tbl>
@@ -1506,7 +1506,7 @@
                 <w:b w:val="0"/>
                 <w:sz w:val="21"/>
               </w:rPr>
-              <w:t>现行制度/HR 既定比例</w:t>
+              <w:t>现行制度/治理责任人确认比例</w:t>
             </w:r>
           </w:p>
         </w:tc>
@@ -1540,7 +1540,7 @@
                 <w:b w:val="0"/>
                 <w:sz w:val="21"/>
               </w:rPr>
-              <w:t>新池</w:t>
+              <w:t>证据池</w:t>
             </w:r>
           </w:p>
         </w:tc>
@@ -2152,7 +2152,7 @@
                 <w:b w:val="0"/>
                 <w:sz w:val="21"/>
               </w:rPr>
-              <w:t>人工确认落账（role_model=five_roles）</w:t>
+              <w:t>人工确认分配方案（role_model=five_roles）</w:t>
             </w:r>
           </w:p>
         </w:tc>
@@ -2169,7 +2169,7 @@
           <w:b w:val="0"/>
           <w:sz w:val="24"/>
         </w:rPr>
-        <w:t>演示包（2024H1）结果摘要：组合累计收益约 21.50%；夏普利相对贡献排序为行业分析师（58.1%）&gt; 量化分析师（16.4%）&gt; 风控分析师（13.8%）&gt; 个股分析师（13.1%）&gt; 策略分析师（-1.4%）；新池 40% 内行业分析师建议权重约 53.5%。</w:t>
+        <w:t>演示包（2024H1）结果摘要：组合累计收益约 21.50%；夏普利相对贡献排序为行业分析师（58.1%）&gt; 量化分析师（16.4%）&gt; 风控分析师（13.8%）&gt; 个股分析师（13.1%）&gt; 策略分析师（-1.4%）；证据池 40% 内行业分析师建议权重为 50.0%。</w:t>
       </w:r>
     </w:p>
     <w:p>
@@ -2347,7 +2347,7 @@
                 <w:b w:val="0"/>
                 <w:sz w:val="21"/>
               </w:rPr>
-              <w:t>贡献计量主线；弱化自动发薪</w:t>
+              <w:t>贡献计量主线；突出广义价值分配</w:t>
             </w:r>
           </w:p>
         </w:tc>
